--- a/LLM_and_Enterprise_RAG_Bootcamp/Lab_Walkthroughs/Week_04_Lab_B_four_stage_retrieval_funnel_end_to_end.docx
+++ b/LLM_and_Enterprise_RAG_Bootcamp/Lab_Walkthroughs/Week_04_Lab_B_four_stage_retrieval_funnel_end_to_end.docx
@@ -155,6 +155,456 @@
           <w:sz w:val="22"/>
         </w:rPr>
         <w:t>Tune candidate counts at each stage.</w:t>
+      </w:r>
+    </w:p>
+    <w:p>
+      <w:r>
+        <w:rPr>
+          <w:b/>
+          <w:color w:val="1E2761"/>
+          <w:sz w:val="32"/>
+        </w:rPr>
+        <w:t>Starter Code</w:t>
+      </w:r>
+    </w:p>
+    <w:p>
+      <w:r>
+        <w:rPr>
+          <w:color w:val="333333"/>
+          <w:sz w:val="22"/>
+        </w:rPr>
+        <w:t>Copy this into the lab workspace and fill in the marked sections.</w:t>
+      </w:r>
+    </w:p>
+    <w:p>
+      <w:pPr>
+        <w:spacing w:after="0" w:before="0"/>
+      </w:pPr>
+      <w:r>
+        <w:rPr>
+          <w:rFonts w:ascii="Consolas" w:hAnsi="Consolas"/>
+          <w:color w:val="101010"/>
+          <w:sz w:val="18"/>
+        </w:rPr>
+        <w:t>import time</w:t>
+      </w:r>
+    </w:p>
+    <w:p>
+      <w:pPr>
+        <w:spacing w:after="0" w:before="0"/>
+      </w:pPr>
+      <w:r>
+        <w:rPr>
+          <w:rFonts w:ascii="Consolas" w:hAnsi="Consolas"/>
+          <w:color w:val="101010"/>
+          <w:sz w:val="18"/>
+        </w:rPr>
+        <w:t xml:space="preserve"> </w:t>
+      </w:r>
+    </w:p>
+    <w:p>
+      <w:pPr>
+        <w:spacing w:after="0" w:before="0"/>
+      </w:pPr>
+      <w:r>
+        <w:rPr>
+          <w:rFonts w:ascii="Consolas" w:hAnsi="Consolas"/>
+          <w:color w:val="101010"/>
+          <w:sz w:val="18"/>
+        </w:rPr>
+        <w:t>COUNTS = {'sparse': 500, 'dense': 500, 'prune': 200,</w:t>
+      </w:r>
+    </w:p>
+    <w:p>
+      <w:pPr>
+        <w:spacing w:after="0" w:before="0"/>
+      </w:pPr>
+      <w:r>
+        <w:rPr>
+          <w:rFonts w:ascii="Consolas" w:hAnsi="Consolas"/>
+          <w:color w:val="101010"/>
+          <w:sz w:val="18"/>
+        </w:rPr>
+        <w:t xml:space="preserve">          'colbert': 50, 'cross': 10}</w:t>
+      </w:r>
+    </w:p>
+    <w:p>
+      <w:pPr>
+        <w:spacing w:after="0" w:before="0"/>
+      </w:pPr>
+      <w:r>
+        <w:rPr>
+          <w:rFonts w:ascii="Consolas" w:hAnsi="Consolas"/>
+          <w:color w:val="101010"/>
+          <w:sz w:val="18"/>
+        </w:rPr>
+        <w:t xml:space="preserve"> </w:t>
+      </w:r>
+    </w:p>
+    <w:p>
+      <w:pPr>
+        <w:spacing w:after="0" w:before="0"/>
+      </w:pPr>
+      <w:r>
+        <w:rPr>
+          <w:rFonts w:ascii="Consolas" w:hAnsi="Consolas"/>
+          <w:color w:val="101010"/>
+          <w:sz w:val="18"/>
+        </w:rPr>
+        <w:t>def funnel(query):</w:t>
+      </w:r>
+    </w:p>
+    <w:p>
+      <w:pPr>
+        <w:spacing w:after="0" w:before="0"/>
+      </w:pPr>
+      <w:r>
+        <w:rPr>
+          <w:rFonts w:ascii="Consolas" w:hAnsi="Consolas"/>
+          <w:color w:val="101010"/>
+          <w:sz w:val="18"/>
+        </w:rPr>
+        <w:t xml:space="preserve">    t = {}</w:t>
+      </w:r>
+    </w:p>
+    <w:p>
+      <w:pPr>
+        <w:spacing w:after="0" w:before="0"/>
+      </w:pPr>
+      <w:r>
+        <w:rPr>
+          <w:rFonts w:ascii="Consolas" w:hAnsi="Consolas"/>
+          <w:color w:val="101010"/>
+          <w:sz w:val="18"/>
+        </w:rPr>
+        <w:t xml:space="preserve">    s = time.perf_counter()</w:t>
+      </w:r>
+    </w:p>
+    <w:p>
+      <w:pPr>
+        <w:spacing w:after="0" w:before="0"/>
+      </w:pPr>
+      <w:r>
+        <w:rPr>
+          <w:rFonts w:ascii="Consolas" w:hAnsi="Consolas"/>
+          <w:color w:val="101010"/>
+          <w:sz w:val="18"/>
+        </w:rPr>
+        <w:t xml:space="preserve">    cands = dedupe(bm25.search(query, COUNTS['sparse']) +</w:t>
+      </w:r>
+    </w:p>
+    <w:p>
+      <w:pPr>
+        <w:spacing w:after="0" w:before="0"/>
+      </w:pPr>
+      <w:r>
+        <w:rPr>
+          <w:rFonts w:ascii="Consolas" w:hAnsi="Consolas"/>
+          <w:color w:val="101010"/>
+          <w:sz w:val="18"/>
+        </w:rPr>
+        <w:t xml:space="preserve">                   dense.search(query, COUNTS['dense']))</w:t>
+      </w:r>
+    </w:p>
+    <w:p>
+      <w:pPr>
+        <w:spacing w:after="0" w:before="0"/>
+      </w:pPr>
+      <w:r>
+        <w:rPr>
+          <w:rFonts w:ascii="Consolas" w:hAnsi="Consolas"/>
+          <w:color w:val="101010"/>
+          <w:sz w:val="18"/>
+        </w:rPr>
+        <w:t xml:space="preserve">    t['stage1'] = time.perf_counter() - s</w:t>
+      </w:r>
+    </w:p>
+    <w:p>
+      <w:pPr>
+        <w:spacing w:after="0" w:before="0"/>
+      </w:pPr>
+      <w:r>
+        <w:rPr>
+          <w:rFonts w:ascii="Consolas" w:hAnsi="Consolas"/>
+          <w:color w:val="101010"/>
+          <w:sz w:val="18"/>
+        </w:rPr>
+        <w:t xml:space="preserve"> </w:t>
+      </w:r>
+    </w:p>
+    <w:p>
+      <w:pPr>
+        <w:spacing w:after="0" w:before="0"/>
+      </w:pPr>
+      <w:r>
+        <w:rPr>
+          <w:rFonts w:ascii="Consolas" w:hAnsi="Consolas"/>
+          <w:color w:val="101010"/>
+          <w:sz w:val="18"/>
+        </w:rPr>
+        <w:t xml:space="preserve">    s = time.perf_counter()</w:t>
+      </w:r>
+    </w:p>
+    <w:p>
+      <w:pPr>
+        <w:spacing w:after="0" w:before="0"/>
+      </w:pPr>
+      <w:r>
+        <w:rPr>
+          <w:rFonts w:ascii="Consolas" w:hAnsi="Consolas"/>
+          <w:color w:val="101010"/>
+          <w:sz w:val="18"/>
+        </w:rPr>
+        <w:t xml:space="preserve">    cands = matryoshka_prune(query, cands, keep=COUNTS['prune'])</w:t>
+      </w:r>
+    </w:p>
+    <w:p>
+      <w:pPr>
+        <w:spacing w:after="0" w:before="0"/>
+      </w:pPr>
+      <w:r>
+        <w:rPr>
+          <w:rFonts w:ascii="Consolas" w:hAnsi="Consolas"/>
+          <w:color w:val="101010"/>
+          <w:sz w:val="18"/>
+        </w:rPr>
+        <w:t xml:space="preserve">    t['prune'] = time.perf_counter() - s</w:t>
+      </w:r>
+    </w:p>
+    <w:p>
+      <w:pPr>
+        <w:spacing w:after="0" w:before="0"/>
+      </w:pPr>
+      <w:r>
+        <w:rPr>
+          <w:rFonts w:ascii="Consolas" w:hAnsi="Consolas"/>
+          <w:color w:val="101010"/>
+          <w:sz w:val="18"/>
+        </w:rPr>
+        <w:t xml:space="preserve"> </w:t>
+      </w:r>
+    </w:p>
+    <w:p>
+      <w:pPr>
+        <w:spacing w:after="0" w:before="0"/>
+      </w:pPr>
+      <w:r>
+        <w:rPr>
+          <w:rFonts w:ascii="Consolas" w:hAnsi="Consolas"/>
+          <w:color w:val="101010"/>
+          <w:sz w:val="18"/>
+        </w:rPr>
+        <w:t xml:space="preserve">    s = time.perf_counter()</w:t>
+      </w:r>
+    </w:p>
+    <w:p>
+      <w:pPr>
+        <w:spacing w:after="0" w:before="0"/>
+      </w:pPr>
+      <w:r>
+        <w:rPr>
+          <w:rFonts w:ascii="Consolas" w:hAnsi="Consolas"/>
+          <w:color w:val="101010"/>
+          <w:sz w:val="18"/>
+        </w:rPr>
+        <w:t xml:space="preserve">    cands = colbert_rerank(query, cands, keep=COUNTS['colbert'])</w:t>
+      </w:r>
+    </w:p>
+    <w:p>
+      <w:pPr>
+        <w:spacing w:after="0" w:before="0"/>
+      </w:pPr>
+      <w:r>
+        <w:rPr>
+          <w:rFonts w:ascii="Consolas" w:hAnsi="Consolas"/>
+          <w:color w:val="101010"/>
+          <w:sz w:val="18"/>
+        </w:rPr>
+        <w:t xml:space="preserve">    t['colbert'] = time.perf_counter() - s</w:t>
+      </w:r>
+    </w:p>
+    <w:p>
+      <w:pPr>
+        <w:spacing w:after="0" w:before="0"/>
+      </w:pPr>
+      <w:r>
+        <w:rPr>
+          <w:rFonts w:ascii="Consolas" w:hAnsi="Consolas"/>
+          <w:color w:val="101010"/>
+          <w:sz w:val="18"/>
+        </w:rPr>
+        <w:t xml:space="preserve"> </w:t>
+      </w:r>
+    </w:p>
+    <w:p>
+      <w:pPr>
+        <w:spacing w:after="0" w:before="0"/>
+      </w:pPr>
+      <w:r>
+        <w:rPr>
+          <w:rFonts w:ascii="Consolas" w:hAnsi="Consolas"/>
+          <w:color w:val="101010"/>
+          <w:sz w:val="18"/>
+        </w:rPr>
+        <w:t xml:space="preserve">    s = time.perf_counter()</w:t>
+      </w:r>
+    </w:p>
+    <w:p>
+      <w:pPr>
+        <w:spacing w:after="0" w:before="0"/>
+      </w:pPr>
+      <w:r>
+        <w:rPr>
+          <w:rFonts w:ascii="Consolas" w:hAnsi="Consolas"/>
+          <w:color w:val="101010"/>
+          <w:sz w:val="18"/>
+        </w:rPr>
+        <w:t xml:space="preserve">    final = cross_encoder_rerank(query, cands, keep=COUNTS['cross'])</w:t>
+      </w:r>
+    </w:p>
+    <w:p>
+      <w:pPr>
+        <w:spacing w:after="0" w:before="0"/>
+      </w:pPr>
+      <w:r>
+        <w:rPr>
+          <w:rFonts w:ascii="Consolas" w:hAnsi="Consolas"/>
+          <w:color w:val="101010"/>
+          <w:sz w:val="18"/>
+        </w:rPr>
+        <w:t xml:space="preserve">    t['cross'] = time.perf_counter() - s</w:t>
+      </w:r>
+    </w:p>
+    <w:p>
+      <w:pPr>
+        <w:spacing w:after="0" w:before="0"/>
+      </w:pPr>
+      <w:r>
+        <w:rPr>
+          <w:rFonts w:ascii="Consolas" w:hAnsi="Consolas"/>
+          <w:color w:val="101010"/>
+          <w:sz w:val="18"/>
+        </w:rPr>
+        <w:t xml:space="preserve">    return final, t</w:t>
+      </w:r>
+    </w:p>
+    <w:p>
+      <w:pPr>
+        <w:spacing w:after="0" w:before="0"/>
+      </w:pPr>
+      <w:r>
+        <w:rPr>
+          <w:rFonts w:ascii="Consolas" w:hAnsi="Consolas"/>
+          <w:color w:val="101010"/>
+          <w:sz w:val="18"/>
+        </w:rPr>
+        <w:t xml:space="preserve"> </w:t>
+      </w:r>
+    </w:p>
+    <w:p>
+      <w:pPr>
+        <w:spacing w:after="0" w:before="0"/>
+      </w:pPr>
+      <w:r>
+        <w:rPr>
+          <w:rFonts w:ascii="Consolas" w:hAnsi="Consolas"/>
+          <w:color w:val="101010"/>
+          <w:sz w:val="18"/>
+        </w:rPr>
+        <w:t># TODO: run the 100-query eval set, log per-stage latency,</w:t>
+      </w:r>
+    </w:p>
+    <w:p>
+      <w:pPr>
+        <w:spacing w:after="0" w:before="0"/>
+      </w:pPr>
+      <w:r>
+        <w:rPr>
+          <w:rFonts w:ascii="Consolas" w:hAnsi="Consolas"/>
+          <w:color w:val="101010"/>
+          <w:sz w:val="18"/>
+        </w:rPr>
+        <w:t># and compare recall@5 against dense.search(query, 10) alone</w:t>
+      </w:r>
+    </w:p>
+    <w:p>
+      <w:pPr>
+        <w:spacing w:after="0" w:before="0"/>
+      </w:pPr>
+      <w:r>
+        <w:rPr>
+          <w:rFonts w:ascii="Consolas" w:hAnsi="Consolas"/>
+          <w:color w:val="101010"/>
+          <w:sz w:val="18"/>
+        </w:rPr>
+        <w:t xml:space="preserve"> </w:t>
+      </w:r>
+    </w:p>
+    <w:p>
+      <w:r>
+        <w:rPr>
+          <w:b/>
+          <w:color w:val="1E2761"/>
+          <w:sz w:val="32"/>
+        </w:rPr>
+        <w:t>Verification Checks</w:t>
+      </w:r>
+    </w:p>
+    <w:p>
+      <w:r>
+        <w:rPr>
+          <w:color w:val="333333"/>
+          <w:sz w:val="22"/>
+        </w:rPr>
+        <w:t>Run these before submitting. Each check catches a frequent failure.</w:t>
+      </w:r>
+    </w:p>
+    <w:p>
+      <w:pPr>
+        <w:pStyle w:val="ListBullet"/>
+      </w:pPr>
+      <w:r>
+        <w:rPr>
+          <w:color w:val="333333"/>
+          <w:sz w:val="22"/>
+        </w:rPr>
+        <w:t>Candidate counts shrink monotonically through the funnel (about 900 to 200 to 50 to 10).</w:t>
+      </w:r>
+    </w:p>
+    <w:p>
+      <w:pPr>
+        <w:pStyle w:val="ListBullet"/>
+      </w:pPr>
+      <w:r>
+        <w:rPr>
+          <w:color w:val="333333"/>
+          <w:sz w:val="22"/>
+        </w:rPr>
+        <w:t>Funnel recall@5 beats the dense-only baseline by at least 5 points on the eval set.</w:t>
+      </w:r>
+    </w:p>
+    <w:p>
+      <w:pPr>
+        <w:pStyle w:val="ListBullet"/>
+      </w:pPr>
+      <w:r>
+        <w:rPr>
+          <w:color w:val="333333"/>
+          <w:sz w:val="22"/>
+        </w:rPr>
+        <w:t>Per-stage latency log shows the cross-encoder is not the dominant cost (it sees only 50 candidates).</w:t>
+      </w:r>
+    </w:p>
+    <w:p>
+      <w:pPr>
+        <w:pStyle w:val="ListBullet"/>
+      </w:pPr>
+      <w:r>
+        <w:rPr>
+          <w:color w:val="333333"/>
+          <w:sz w:val="22"/>
+        </w:rPr>
+        <w:t>Dropping the ColBERT stage in an ablation changes recall, proving the stage is live.</w:t>
       </w:r>
     </w:p>
     <w:p>
@@ -518,6 +968,7 @@
       </w:r>
     </w:p>
     <w:sectPr>
+      <w:footerReference w:type="default" r:id="rId9"/>
       <w:pgSz w:w="12240" w:h="15840"/>
       <w:pgMar w:top="1152" w:right="1296" w:bottom="1152" w:left="1296" w:header="720" w:footer="720" w:gutter="0"/>
       <w:cols w:space="720"/>
@@ -525,6 +976,25 @@
     </w:sectPr>
   </w:body>
 </w:document>
+</file>
+
+<file path=word/footer1.xml><?xml version="1.0" encoding="utf-8"?>
+<w:ftr xmlns:m="http://schemas.openxmlformats.org/officeDocument/2006/math" xmlns:mc="http://schemas.openxmlformats.org/markup-compatibility/2006" xmlns:mo="http://schemas.microsoft.com/office/mac/office/2008/main" xmlns:mv="urn:schemas-microsoft-com:mac:vml" xmlns:o="urn:schemas-microsoft-com:office:office" xmlns:r="http://schemas.openxmlformats.org/officeDocument/2006/relationships" xmlns:v="urn:schemas-microsoft-com:vml" xmlns:w10="urn:schemas-microsoft-com:office:word" xmlns:w14="http://schemas.microsoft.com/office/word/2010/wordml" xmlns:w="http://schemas.openxmlformats.org/wordprocessingml/2006/main" xmlns:wne="http://schemas.microsoft.com/office/word/2006/wordml" xmlns:wp14="http://schemas.microsoft.com/office/word/2010/wordprocessingDrawing" xmlns:wp="http://schemas.openxmlformats.org/drawingml/2006/wordprocessingDrawing" xmlns:wpc="http://schemas.microsoft.com/office/word/2010/wordprocessingCanvas" xmlns:wpg="http://schemas.microsoft.com/office/word/2010/wordprocessingGroup" xmlns:wpi="http://schemas.microsoft.com/office/word/2010/wordprocessingInk" xmlns:wps="http://schemas.microsoft.com/office/word/2010/wordprocessingShape" mc:Ignorable="w14 wp14">
+  <w:p>
+    <w:pPr>
+      <w:pStyle w:val="Footer"/>
+      <w:jc w:val="center"/>
+    </w:pPr>
+    <w:r>
+      <w:rPr>
+        <w:rFonts w:ascii="Calibri" w:hAnsi="Calibri"/>
+        <w:color w:val="333333"/>
+        <w:sz w:val="18"/>
+      </w:rPr>
+      <w:t>© 2026 Proxiant Academy | info@proxiant.com | proxiant.ai/training</w:t>
+    </w:r>
+  </w:p>
+</w:ftr>
 </file>
 
 <file path=word/numbering.xml><?xml version="1.0" encoding="utf-8"?>
